--- a/App/frontend/public/templates/meeting-minutes-template.docx
+++ b/App/frontend/public/templates/meeting-minutes-template.docx
@@ -170,6 +170,7 @@
                 <w:i w:val="0"/>
                 <w:sz w:val="18"/>
               </w:rPr>
+              <w:t>(쉼표로 구분: 박지수, 유소은)</w:t>
             </w:r>
           </w:p>
         </w:tc>
@@ -523,6 +524,7 @@
                       <w:i w:val="0"/>
                       <w:sz w:val="18"/>
                     </w:rPr>
+                    <w:t>(예시) 박지수 · 로그인 오류 원인 파악 · 8/20</w:t>
                   </w:r>
                 </w:p>
               </w:tc>
@@ -635,6 +637,15 @@
                 <w:sz w:val="14"/>
               </w:rPr>
               <w:t>※ 해당 우선순위의 대괄호 안에 v 를 넣어주세요. 예: [v] 긴급</w:t>
+            </w:r>
+          </w:p>
+          <w:p>
+            <w:r>
+              <w:rPr>
+                <w:i/>
+                <w:sz w:val="14"/>
+              </w:rPr>
+              <w:t>※ 항목이 더 필요하면 표에서 행을 추가하세요.</w:t>
             </w:r>
           </w:p>
         </w:tc>

--- a/App/frontend/public/templates/meeting-minutes-template.docx
+++ b/App/frontend/public/templates/meeting-minutes-template.docx
@@ -456,41 +456,53 @@
               <w:tblLook w:firstColumn="1" w:firstRow="1" w:lastColumn="0" w:lastRow="0" w:noHBand="0" w:noVBand="1" w:val="04A0"/>
             </w:tblPr>
             <w:tblGrid>
-              <w:gridCol w:w="3240"/>
-              <w:gridCol w:w="3240"/>
+              <w:gridCol w:w="3000"/>
+              <w:gridCol w:w="1100"/>
+              <w:gridCol w:w="1200"/>
+              <w:gridCol w:w="1180"/>
             </w:tblGrid>
             <w:tr>
               <w:tc>
                 <w:tcPr>
-                  <w:tcW w:type="dxa" w:w="3240"/>
+                  <w:tcW w:type="dxa" w:w="3000"/>
                   <w:shd w:val="clear" w:fill="D9D9D9"/>
                 </w:tcPr>
                 <w:p>
-                  <w:r/>
                   <w:r>
-                    <w:rPr>
-                      <w:b/>
-                      <w:i w:val="0"/>
-                      <w:sz w:val="16"/>
-                    </w:rPr>
-                    <w:t>우선순위</w:t>
+                    <w:t>실행 항목</w:t>
                   </w:r>
                 </w:p>
               </w:tc>
               <w:tc>
                 <w:tcPr>
-                  <w:tcW w:type="dxa" w:w="3240"/>
+                  <w:tcW w:type="dxa" w:w="1100"/>
                   <w:shd w:val="clear" w:fill="D9D9D9"/>
                 </w:tcPr>
                 <w:p>
-                  <w:r/>
                   <w:r>
-                    <w:rPr>
-                      <w:b/>
-                      <w:i w:val="0"/>
-                      <w:sz w:val="16"/>
-                    </w:rPr>
-                    <w:t>내용 (누가 · 무엇을 · 언제까지)</w:t>
+                    <w:t>담당자</w:t>
+                  </w:r>
+                </w:p>
+              </w:tc>
+              <w:tc>
+                <w:tcPr>
+                  <w:tcW w:type="dxa" w:w="1200"/>
+                  <w:shd w:val="clear" w:fill="D9D9D9"/>
+                </w:tcPr>
+                <w:p>
+                  <w:r>
+                    <w:t>완료 기한</w:t>
+                  </w:r>
+                </w:p>
+              </w:tc>
+              <w:tc>
+                <w:tcPr>
+                  <w:tcW w:type="dxa" w:w="1180"/>
+                  <w:shd w:val="clear" w:fill="D9D9D9"/>
+                </w:tcPr>
+                <w:p>
+                  <w:r>
+                    <w:t>우선순위</w:t>
                   </w:r>
                 </w:p>
               </w:tc>
@@ -498,33 +510,35 @@
             <w:tr>
               <w:tc>
                 <w:tcPr>
-                  <w:tcW w:type="dxa" w:w="3240"/>
+                  <w:tcW w:type="dxa" w:w="3000"/>
                 </w:tcPr>
                 <w:p>
                   <w:r/>
-                  <w:r>
-                    <w:rPr>
-                      <w:b w:val="0"/>
-                      <w:i w:val="0"/>
-                      <w:sz w:val="16"/>
-                    </w:rPr>
-                    <w:t>[ ] 긴급    [ ] 보통    [ ] 낮음</w:t>
-                  </w:r>
                 </w:p>
               </w:tc>
               <w:tc>
                 <w:tcPr>
-                  <w:tcW w:type="dxa" w:w="3240"/>
+                  <w:tcW w:type="dxa" w:w="1100"/>
                 </w:tcPr>
                 <w:p>
                   <w:r/>
+                </w:p>
+              </w:tc>
+              <w:tc>
+                <w:tcPr>
+                  <w:tcW w:type="dxa" w:w="1200"/>
+                </w:tcPr>
+                <w:p>
+                  <w:r/>
+                </w:p>
+              </w:tc>
+              <w:tc>
+                <w:tcPr>
+                  <w:tcW w:type="dxa" w:w="1180"/>
+                </w:tcPr>
+                <w:p>
                   <w:r>
-                    <w:rPr>
-                      <w:b w:val="0"/>
-                      <w:i w:val="0"/>
-                      <w:sz w:val="18"/>
-                    </w:rPr>
-                    <w:t>(예시) 박지수 · 로그인 오류 원인 파악 · 8/20</w:t>
+                    <w:t>보통</w:t>
                   </w:r>
                 </w:p>
               </w:tc>
@@ -532,32 +546,35 @@
             <w:tr>
               <w:tc>
                 <w:tcPr>
-                  <w:tcW w:type="dxa" w:w="3240"/>
+                  <w:tcW w:type="dxa" w:w="3000"/>
                 </w:tcPr>
                 <w:p>
                   <w:r/>
-                  <w:r>
-                    <w:rPr>
-                      <w:b w:val="0"/>
-                      <w:i w:val="0"/>
-                      <w:sz w:val="16"/>
-                    </w:rPr>
-                    <w:t>[ ] 긴급    [ ] 보통    [ ] 낮음</w:t>
-                  </w:r>
                 </w:p>
               </w:tc>
               <w:tc>
                 <w:tcPr>
-                  <w:tcW w:type="dxa" w:w="3240"/>
+                  <w:tcW w:type="dxa" w:w="1100"/>
                 </w:tcPr>
                 <w:p>
                   <w:r/>
+                </w:p>
+              </w:tc>
+              <w:tc>
+                <w:tcPr>
+                  <w:tcW w:type="dxa" w:w="1200"/>
+                </w:tcPr>
+                <w:p>
+                  <w:r/>
+                </w:p>
+              </w:tc>
+              <w:tc>
+                <w:tcPr>
+                  <w:tcW w:type="dxa" w:w="1180"/>
+                </w:tcPr>
+                <w:p>
                   <w:r>
-                    <w:rPr>
-                      <w:b w:val="0"/>
-                      <w:i w:val="0"/>
-                      <w:sz w:val="18"/>
-                    </w:rPr>
+                    <w:t>보통</w:t>
                   </w:r>
                 </w:p>
               </w:tc>
@@ -565,32 +582,35 @@
             <w:tr>
               <w:tc>
                 <w:tcPr>
-                  <w:tcW w:type="dxa" w:w="3240"/>
+                  <w:tcW w:type="dxa" w:w="3000"/>
                 </w:tcPr>
                 <w:p>
                   <w:r/>
-                  <w:r>
-                    <w:rPr>
-                      <w:b w:val="0"/>
-                      <w:i w:val="0"/>
-                      <w:sz w:val="16"/>
-                    </w:rPr>
-                    <w:t>[ ] 긴급    [ ] 보통    [ ] 낮음</w:t>
-                  </w:r>
                 </w:p>
               </w:tc>
               <w:tc>
                 <w:tcPr>
-                  <w:tcW w:type="dxa" w:w="3240"/>
+                  <w:tcW w:type="dxa" w:w="1100"/>
                 </w:tcPr>
                 <w:p>
                   <w:r/>
+                </w:p>
+              </w:tc>
+              <w:tc>
+                <w:tcPr>
+                  <w:tcW w:type="dxa" w:w="1200"/>
+                </w:tcPr>
+                <w:p>
+                  <w:r/>
+                </w:p>
+              </w:tc>
+              <w:tc>
+                <w:tcPr>
+                  <w:tcW w:type="dxa" w:w="1180"/>
+                </w:tcPr>
+                <w:p>
                   <w:r>
-                    <w:rPr>
-                      <w:b w:val="0"/>
-                      <w:i w:val="0"/>
-                      <w:sz w:val="18"/>
-                    </w:rPr>
+                    <w:t>보통</w:t>
                   </w:r>
                 </w:p>
               </w:tc>
@@ -598,32 +618,71 @@
             <w:tr>
               <w:tc>
                 <w:tcPr>
-                  <w:tcW w:type="dxa" w:w="3240"/>
+                  <w:tcW w:type="dxa" w:w="3000"/>
                 </w:tcPr>
                 <w:p>
                   <w:r/>
-                  <w:r>
-                    <w:rPr>
-                      <w:b w:val="0"/>
-                      <w:i w:val="0"/>
-                      <w:sz w:val="16"/>
-                    </w:rPr>
-                    <w:t>[ ] 긴급    [ ] 보통    [ ] 낮음</w:t>
-                  </w:r>
                 </w:p>
               </w:tc>
               <w:tc>
                 <w:tcPr>
-                  <w:tcW w:type="dxa" w:w="3240"/>
+                  <w:tcW w:type="dxa" w:w="1100"/>
                 </w:tcPr>
                 <w:p>
                   <w:r/>
+                </w:p>
+              </w:tc>
+              <w:tc>
+                <w:tcPr>
+                  <w:tcW w:type="dxa" w:w="1200"/>
+                </w:tcPr>
+                <w:p>
+                  <w:r/>
+                </w:p>
+              </w:tc>
+              <w:tc>
+                <w:tcPr>
+                  <w:tcW w:type="dxa" w:w="1180"/>
+                </w:tcPr>
+                <w:p>
                   <w:r>
-                    <w:rPr>
-                      <w:b w:val="0"/>
-                      <w:i w:val="0"/>
-                      <w:sz w:val="18"/>
-                    </w:rPr>
+                    <w:t>보통</w:t>
+                  </w:r>
+                </w:p>
+              </w:tc>
+            </w:tr>
+            <w:tr>
+              <w:tc>
+                <w:tcPr>
+                  <w:tcW w:type="dxa" w:w="3000"/>
+                </w:tcPr>
+                <w:p>
+                  <w:r/>
+                </w:p>
+              </w:tc>
+              <w:tc>
+                <w:tcPr>
+                  <w:tcW w:type="dxa" w:w="1100"/>
+                </w:tcPr>
+                <w:p>
+                  <w:r/>
+                </w:p>
+              </w:tc>
+              <w:tc>
+                <w:tcPr>
+                  <w:tcW w:type="dxa" w:w="1200"/>
+                </w:tcPr>
+                <w:p>
+                  <w:r/>
+                </w:p>
+              </w:tc>
+              <w:tc>
+                <w:tcPr>
+                  <w:tcW w:type="dxa" w:w="1180"/>
+                </w:tcPr>
+                <w:p>
+                  <w:r>
+                    <w:t>보통</w:t>
                   </w:r>
                 </w:p>
               </w:tc>
@@ -636,7 +695,25 @@
                 <w:i/>
                 <w:sz w:val="14"/>
               </w:rPr>
-              <w:t>※ 해당 우선순위의 대괄호 안에 v 를 넣어주세요. 예: [v] 긴급</w:t>
+              <w:t>※ 예: 로그인 오류 원인 파악 | 박지수 | 8/20 | 긴급</w:t>
+            </w:r>
+          </w:p>
+          <w:p>
+            <w:r>
+              <w:rPr>
+                <w:i/>
+                <w:sz w:val="14"/>
+              </w:rPr>
+              <w:t>※ 우선순위는 긴급 / 보통 / 낮음 중 하나입니다. 그대로 두면 보통으로 처리되니 지우지 마세요.</w:t>
+            </w:r>
+          </w:p>
+          <w:p>
+            <w:r>
+              <w:rPr>
+                <w:i/>
+                <w:sz w:val="14"/>
+              </w:rPr>
+              <w:t>※ 담당자나 기한이 정해지지 않았으면 비워두세요. 임의로 채우지 않습니다.</w:t>
             </w:r>
           </w:p>
           <w:p>

--- a/App/frontend/public/templates/meeting-minutes-template.docx
+++ b/App/frontend/public/templates/meeting-minutes-template.docx
@@ -44,7 +44,7 @@
                 <w:i w:val="0"/>
                 <w:sz w:val="18"/>
               </w:rPr>
-              <w:t>회의종류</w:t>
+              <w:t>회의 제목</w:t>
             </w:r>
           </w:p>
         </w:tc>
@@ -96,81 +96,6 @@
                 <w:i w:val="0"/>
                 <w:sz w:val="18"/>
               </w:rPr>
-            </w:r>
-          </w:p>
-        </w:tc>
-      </w:tr>
-      <w:tr>
-        <w:tc>
-          <w:tcPr>
-            <w:tcW w:type="dxa" w:w="2160"/>
-            <w:shd w:val="clear" w:fill="D9D9D9"/>
-            <w:vAlign w:val="center"/>
-          </w:tcPr>
-          <w:p>
-            <w:pPr>
-              <w:jc w:val="center"/>
-            </w:pPr>
-            <w:r/>
-            <w:r>
-              <w:rPr>
-                <w:b/>
-                <w:i w:val="0"/>
-                <w:sz w:val="18"/>
-              </w:rPr>
-              <w:t>참석인원</w:t>
-            </w:r>
-          </w:p>
-        </w:tc>
-        <w:tc>
-          <w:tcPr>
-            <w:tcW w:type="dxa" w:w="2160"/>
-          </w:tcPr>
-          <w:p>
-            <w:r/>
-            <w:r>
-              <w:rPr>
-                <w:b w:val="0"/>
-                <w:i w:val="0"/>
-                <w:sz w:val="18"/>
-              </w:rPr>
-            </w:r>
-          </w:p>
-        </w:tc>
-        <w:tc>
-          <w:tcPr>
-            <w:tcW w:type="dxa" w:w="2160"/>
-            <w:shd w:val="clear" w:fill="D9D9D9"/>
-            <w:vAlign w:val="center"/>
-          </w:tcPr>
-          <w:p>
-            <w:pPr>
-              <w:jc w:val="center"/>
-            </w:pPr>
-            <w:r/>
-            <w:r>
-              <w:rPr>
-                <w:b/>
-                <w:i w:val="0"/>
-                <w:sz w:val="18"/>
-              </w:rPr>
-              <w:t>참석자</w:t>
-            </w:r>
-          </w:p>
-        </w:tc>
-        <w:tc>
-          <w:tcPr>
-            <w:tcW w:type="dxa" w:w="2160"/>
-          </w:tcPr>
-          <w:p>
-            <w:r/>
-            <w:r>
-              <w:rPr>
-                <w:b w:val="0"/>
-                <w:i w:val="0"/>
-                <w:sz w:val="18"/>
-              </w:rPr>
-              <w:t>(쉼표로 구분: 박지수, 유소은)</w:t>
             </w:r>
           </w:p>
         </w:tc>
@@ -468,7 +393,13 @@
                   <w:shd w:val="clear" w:fill="D9D9D9"/>
                 </w:tcPr>
                 <w:p>
+                  <w:r/>
                   <w:r>
+                    <w:rPr>
+                      <w:b/>
+                      <w:i w:val="0"/>
+                      <w:sz w:val="16"/>
+                    </w:rPr>
                     <w:t>실행 항목</w:t>
                   </w:r>
                 </w:p>
@@ -479,7 +410,13 @@
                   <w:shd w:val="clear" w:fill="D9D9D9"/>
                 </w:tcPr>
                 <w:p>
+                  <w:r/>
                   <w:r>
+                    <w:rPr>
+                      <w:b/>
+                      <w:i w:val="0"/>
+                      <w:sz w:val="16"/>
+                    </w:rPr>
                     <w:t>담당자</w:t>
                   </w:r>
                 </w:p>
@@ -490,7 +427,13 @@
                   <w:shd w:val="clear" w:fill="D9D9D9"/>
                 </w:tcPr>
                 <w:p>
+                  <w:r/>
                   <w:r>
+                    <w:rPr>
+                      <w:b/>
+                      <w:i w:val="0"/>
+                      <w:sz w:val="16"/>
+                    </w:rPr>
                     <w:t>완료 기한</w:t>
                   </w:r>
                 </w:p>
@@ -501,7 +444,13 @@
                   <w:shd w:val="clear" w:fill="D9D9D9"/>
                 </w:tcPr>
                 <w:p>
+                  <w:r/>
                   <w:r>
+                    <w:rPr>
+                      <w:b/>
+                      <w:i w:val="0"/>
+                      <w:sz w:val="16"/>
+                    </w:rPr>
                     <w:t>우선순위</w:t>
                   </w:r>
                 </w:p>
@@ -514,6 +463,13 @@
                 </w:tcPr>
                 <w:p>
                   <w:r/>
+                  <w:r>
+                    <w:rPr>
+                      <w:b w:val="0"/>
+                      <w:i w:val="0"/>
+                      <w:sz w:val="18"/>
+                    </w:rPr>
+                  </w:r>
                 </w:p>
               </w:tc>
               <w:tc>
@@ -522,6 +478,13 @@
                 </w:tcPr>
                 <w:p>
                   <w:r/>
+                  <w:r>
+                    <w:rPr>
+                      <w:b w:val="0"/>
+                      <w:i w:val="0"/>
+                      <w:sz w:val="18"/>
+                    </w:rPr>
+                  </w:r>
                 </w:p>
               </w:tc>
               <w:tc>
@@ -530,6 +493,13 @@
                 </w:tcPr>
                 <w:p>
                   <w:r/>
+                  <w:r>
+                    <w:rPr>
+                      <w:b w:val="0"/>
+                      <w:i w:val="0"/>
+                      <w:sz w:val="18"/>
+                    </w:rPr>
+                  </w:r>
                 </w:p>
               </w:tc>
               <w:tc>
@@ -537,7 +507,13 @@
                   <w:tcW w:type="dxa" w:w="1180"/>
                 </w:tcPr>
                 <w:p>
+                  <w:r/>
                   <w:r>
+                    <w:rPr>
+                      <w:b w:val="0"/>
+                      <w:i w:val="0"/>
+                      <w:sz w:val="18"/>
+                    </w:rPr>
                     <w:t>보통</w:t>
                   </w:r>
                 </w:p>
@@ -550,6 +526,13 @@
                 </w:tcPr>
                 <w:p>
                   <w:r/>
+                  <w:r>
+                    <w:rPr>
+                      <w:b w:val="0"/>
+                      <w:i w:val="0"/>
+                      <w:sz w:val="18"/>
+                    </w:rPr>
+                  </w:r>
                 </w:p>
               </w:tc>
               <w:tc>
@@ -558,6 +541,13 @@
                 </w:tcPr>
                 <w:p>
                   <w:r/>
+                  <w:r>
+                    <w:rPr>
+                      <w:b w:val="0"/>
+                      <w:i w:val="0"/>
+                      <w:sz w:val="18"/>
+                    </w:rPr>
+                  </w:r>
                 </w:p>
               </w:tc>
               <w:tc>
@@ -566,6 +556,13 @@
                 </w:tcPr>
                 <w:p>
                   <w:r/>
+                  <w:r>
+                    <w:rPr>
+                      <w:b w:val="0"/>
+                      <w:i w:val="0"/>
+                      <w:sz w:val="18"/>
+                    </w:rPr>
+                  </w:r>
                 </w:p>
               </w:tc>
               <w:tc>
@@ -573,7 +570,13 @@
                   <w:tcW w:type="dxa" w:w="1180"/>
                 </w:tcPr>
                 <w:p>
+                  <w:r/>
                   <w:r>
+                    <w:rPr>
+                      <w:b w:val="0"/>
+                      <w:i w:val="0"/>
+                      <w:sz w:val="18"/>
+                    </w:rPr>
                     <w:t>보통</w:t>
                   </w:r>
                 </w:p>
@@ -586,6 +589,13 @@
                 </w:tcPr>
                 <w:p>
                   <w:r/>
+                  <w:r>
+                    <w:rPr>
+                      <w:b w:val="0"/>
+                      <w:i w:val="0"/>
+                      <w:sz w:val="18"/>
+                    </w:rPr>
+                  </w:r>
                 </w:p>
               </w:tc>
               <w:tc>
@@ -594,6 +604,13 @@
                 </w:tcPr>
                 <w:p>
                   <w:r/>
+                  <w:r>
+                    <w:rPr>
+                      <w:b w:val="0"/>
+                      <w:i w:val="0"/>
+                      <w:sz w:val="18"/>
+                    </w:rPr>
+                  </w:r>
                 </w:p>
               </w:tc>
               <w:tc>
@@ -602,6 +619,13 @@
                 </w:tcPr>
                 <w:p>
                   <w:r/>
+                  <w:r>
+                    <w:rPr>
+                      <w:b w:val="0"/>
+                      <w:i w:val="0"/>
+                      <w:sz w:val="18"/>
+                    </w:rPr>
+                  </w:r>
                 </w:p>
               </w:tc>
               <w:tc>
@@ -609,7 +633,13 @@
                   <w:tcW w:type="dxa" w:w="1180"/>
                 </w:tcPr>
                 <w:p>
+                  <w:r/>
                   <w:r>
+                    <w:rPr>
+                      <w:b w:val="0"/>
+                      <w:i w:val="0"/>
+                      <w:sz w:val="18"/>
+                    </w:rPr>
                     <w:t>보통</w:t>
                   </w:r>
                 </w:p>
@@ -622,6 +652,13 @@
                 </w:tcPr>
                 <w:p>
                   <w:r/>
+                  <w:r>
+                    <w:rPr>
+                      <w:b w:val="0"/>
+                      <w:i w:val="0"/>
+                      <w:sz w:val="18"/>
+                    </w:rPr>
+                  </w:r>
                 </w:p>
               </w:tc>
               <w:tc>
@@ -630,6 +667,13 @@
                 </w:tcPr>
                 <w:p>
                   <w:r/>
+                  <w:r>
+                    <w:rPr>
+                      <w:b w:val="0"/>
+                      <w:i w:val="0"/>
+                      <w:sz w:val="18"/>
+                    </w:rPr>
+                  </w:r>
                 </w:p>
               </w:tc>
               <w:tc>
@@ -638,6 +682,13 @@
                 </w:tcPr>
                 <w:p>
                   <w:r/>
+                  <w:r>
+                    <w:rPr>
+                      <w:b w:val="0"/>
+                      <w:i w:val="0"/>
+                      <w:sz w:val="18"/>
+                    </w:rPr>
+                  </w:r>
                 </w:p>
               </w:tc>
               <w:tc>
@@ -645,7 +696,13 @@
                   <w:tcW w:type="dxa" w:w="1180"/>
                 </w:tcPr>
                 <w:p>
+                  <w:r/>
                   <w:r>
+                    <w:rPr>
+                      <w:b w:val="0"/>
+                      <w:i w:val="0"/>
+                      <w:sz w:val="18"/>
+                    </w:rPr>
                     <w:t>보통</w:t>
                   </w:r>
                 </w:p>
@@ -658,6 +715,13 @@
                 </w:tcPr>
                 <w:p>
                   <w:r/>
+                  <w:r>
+                    <w:rPr>
+                      <w:b w:val="0"/>
+                      <w:i w:val="0"/>
+                      <w:sz w:val="18"/>
+                    </w:rPr>
+                  </w:r>
                 </w:p>
               </w:tc>
               <w:tc>
@@ -666,6 +730,13 @@
                 </w:tcPr>
                 <w:p>
                   <w:r/>
+                  <w:r>
+                    <w:rPr>
+                      <w:b w:val="0"/>
+                      <w:i w:val="0"/>
+                      <w:sz w:val="18"/>
+                    </w:rPr>
+                  </w:r>
                 </w:p>
               </w:tc>
               <w:tc>
@@ -674,6 +745,13 @@
                 </w:tcPr>
                 <w:p>
                   <w:r/>
+                  <w:r>
+                    <w:rPr>
+                      <w:b w:val="0"/>
+                      <w:i w:val="0"/>
+                      <w:sz w:val="18"/>
+                    </w:rPr>
+                  </w:r>
                 </w:p>
               </w:tc>
               <w:tc>
@@ -681,7 +759,13 @@
                   <w:tcW w:type="dxa" w:w="1180"/>
                 </w:tcPr>
                 <w:p>
+                  <w:r/>
                   <w:r>
+                    <w:rPr>
+                      <w:b w:val="0"/>
+                      <w:i w:val="0"/>
+                      <w:sz w:val="18"/>
+                    </w:rPr>
                     <w:t>보통</w:t>
                   </w:r>
                 </w:p>
